--- a/openCampusPlannning/応用情報工学科意見書.docx
+++ b/openCampusPlannning/応用情報工学科意見書.docx
@@ -2055,7 +2055,7 @@
           <w:sz w:val="21"/>
           <w:szCs w:val="21"/>
         </w:rPr>
-        <w:t xml:space="preserve">船橋の学科の駿河台対応：全学年が船橋の学科は、交通、海建、精機、航宇、電子、応用情報の6学科であり、これらの学科は駿河台で2日間対応することになります。機材の運搬に加えて、学生スタッフの移動や交代をどうするかを考えておく必要があり、機材を会場に置いておけるかどうかでも負担は変わります。</w:t>
+        <w:t>船橋の学科の駿河台対応：全学年が船橋の学科は、交通、海建、精機、航宇、電子、応用情報の6学科であり、これらの学科は駿河台で2日間対応することになります。機材の運搬に加えて、学生スタッフの移動や交代をどうするかを考えておく必要があります。</w:t>
       </w:r>
     </w:p>
     <w:p>
